--- a/我的四个朋友.docx
+++ b/我的四个朋友.docx
@@ -2555,7 +2555,28 @@
                 <w:rStyle w:val="a5"/>
                 <w:noProof/>
               </w:rPr>
-              <w:t>最后的破灭</w:t>
+              <w:t>最后</w:t>
+            </w:r>
+            <w:r>
+              <w:rPr>
+                <w:rStyle w:val="a5"/>
+                <w:noProof/>
+              </w:rPr>
+              <w:t>的</w:t>
+            </w:r>
+            <w:r>
+              <w:rPr>
+                <w:rStyle w:val="a5"/>
+                <w:noProof/>
+              </w:rPr>
+              <w:t>破</w:t>
+            </w:r>
+            <w:r>
+              <w:rPr>
+                <w:rStyle w:val="a5"/>
+                <w:noProof/>
+              </w:rPr>
+              <w:t>灭</w:t>
             </w:r>
             <w:r>
               <w:rPr>
@@ -5398,7 +5419,14 @@
                 <w:rStyle w:val="a5"/>
                 <w:noProof/>
               </w:rPr>
-              <w:t>收获幸福</w:t>
+              <w:t>收获幸</w:t>
+            </w:r>
+            <w:r>
+              <w:rPr>
+                <w:rStyle w:val="a5"/>
+                <w:noProof/>
+              </w:rPr>
+              <w:t>福</w:t>
             </w:r>
             <w:r>
               <w:rPr>
@@ -5993,6 +6021,20 @@
     <w:p>
       <w:pPr>
         <w:ind w:firstLine="600"/>
+        <w:rPr>
+          <w:rFonts w:hint="eastAsia"/>
+        </w:rPr>
+      </w:pPr>
+      <w:r>
+        <w:rPr>
+          <w:rFonts w:hint="eastAsia"/>
+        </w:rPr>
+        <w:t>我期待用一种轻松愉悦的方式能够让你们明白一些道理，不希望他很晦涩所以我尽可能的将他写的轻松愉悦一点。就是写的很舒服一种用文字带你们经历的那种感觉一样</w:t>
+      </w:r>
+    </w:p>
+    <w:p>
+      <w:pPr>
+        <w:ind w:firstLine="600"/>
       </w:pPr>
       <w:r>
         <w:rPr>
@@ -6371,14 +6413,7 @@
         <w:rPr>
           <w:rFonts w:hint="eastAsia"/>
         </w:rPr>
-        <w:t>插播一场</w:t>
-      </w:r>
-      <w:proofErr w:type="gramStart"/>
-      <w:r>
-        <w:rPr>
-          <w:rFonts w:hint="eastAsia"/>
-        </w:rPr>
-        <w:t>相遇</w:t>
+        <w:t>插播一场相遇</w:t>
       </w:r>
       <w:r>
         <w:rPr>
@@ -6386,7 +6421,6 @@
         </w:rPr>
         <w:t>,</w:t>
       </w:r>
-      <w:proofErr w:type="gramEnd"/>
       <w:r>
         <w:rPr>
           <w:rFonts w:hint="eastAsia"/>
@@ -7018,21 +7052,7 @@
         <w:rPr>
           <w:rFonts w:hint="eastAsia"/>
         </w:rPr>
-        <w:t>我很想我哥。他比我大几岁，他在家的时候，屋子里的空气都是轻的。他会跟我抢遥控器，会在饭桌底下踢我一脚，会在我不说话的时候突然来一句“你咋了”。但那会儿他在上大学，不在我身边。家里安静</w:t>
-      </w:r>
-      <w:proofErr w:type="gramStart"/>
-      <w:r>
-        <w:rPr>
-          <w:rFonts w:hint="eastAsia"/>
-        </w:rPr>
-        <w:t>的的</w:t>
-      </w:r>
-      <w:proofErr w:type="gramEnd"/>
-      <w:r>
-        <w:rPr>
-          <w:rFonts w:hint="eastAsia"/>
-        </w:rPr>
-        <w:t>时候，我能听到钟表走的声音。</w:t>
+        <w:t>我很想我哥。他比我大几岁，他在家的时候，屋子里的空气都是轻的。他会跟我抢遥控器，会在饭桌底下踢我一脚，会在我不说话的时候突然来一句“你咋了”。但那会儿他在上大学，不在我身边。家里安静的的时候，我能听到钟表走的声音。</w:t>
       </w:r>
     </w:p>
     <w:p>
@@ -9336,21 +9356,7 @@
         <w:rPr>
           <w:rFonts w:hint="eastAsia"/>
         </w:rPr>
-        <w:t>说起来你可能不信，我的初恋，是靠我表弟女朋友的闺蜜牵的线。对，就是那种“朋友</w:t>
-      </w:r>
-      <w:proofErr w:type="gramStart"/>
-      <w:r>
-        <w:rPr>
-          <w:rFonts w:hint="eastAsia"/>
-        </w:rPr>
-        <w:t>的的</w:t>
-      </w:r>
-      <w:proofErr w:type="gramEnd"/>
-      <w:r>
-        <w:rPr>
-          <w:rFonts w:hint="eastAsia"/>
-        </w:rPr>
-        <w:t>朋友”的经典配方，听起来就像一段网恋的开头，事实上也差不多。</w:t>
+        <w:t>说起来你可能不信，我的初恋，是靠我表弟女朋友的闺蜜牵的线。对，就是那种“朋友的的朋友”的经典配方，听起来就像一段网恋的开头，事实上也差不多。</w:t>
       </w:r>
     </w:p>
     <w:p>
@@ -9804,27 +9810,13 @@
         <w:rPr>
           <w:rFonts w:hint="eastAsia"/>
         </w:rPr>
-        <w:t>可现在回头看，我觉得这个想法就像用</w:t>
-      </w:r>
-      <w:proofErr w:type="gramStart"/>
-      <w:r>
-        <w:rPr>
-          <w:rFonts w:hint="eastAsia"/>
-        </w:rPr>
-        <w:t>“</w:t>
-      </w:r>
-      <w:r>
-        <w:rPr>
-          <w:rFonts w:hint="eastAsia"/>
-        </w:rPr>
-        <w:t xml:space="preserve"> </w:t>
-      </w:r>
-      <w:proofErr w:type="gramEnd"/>
-      <w:r>
-        <w:rPr>
-          <w:rFonts w:hint="eastAsia"/>
-        </w:rPr>
-        <w:t>Hello world</w:t>
+        <w:t>可现在回头看，我觉得这个想法就像用“</w:t>
+      </w:r>
+      <w:r>
+        <w:rPr>
+          <w:rFonts w:hint="eastAsia"/>
+        </w:rPr>
+        <w:t xml:space="preserve"> Hello world</w:t>
       </w:r>
       <w:r>
         <w:rPr>
@@ -13829,14 +13821,12 @@
         </w:rPr>
         <w:t>他只问我进度到哪一步了。就说地球</w:t>
       </w:r>
-      <w:proofErr w:type="spellStart"/>
       <w:r>
         <w:rPr>
           <w:rFonts w:hint="eastAsia"/>
         </w:rPr>
         <w:t>Oilen</w:t>
       </w:r>
-      <w:proofErr w:type="spellEnd"/>
       <w:r>
         <w:rPr>
           <w:rFonts w:hint="eastAsia"/>
@@ -13923,19 +13913,11 @@
         </w:rPr>
         <w:t>级别的</w:t>
       </w:r>
-      <w:proofErr w:type="spellStart"/>
-      <w:r>
-        <w:rPr>
-          <w:rFonts w:hint="eastAsia"/>
-        </w:rPr>
-        <w:t>Coloquick</w:t>
-      </w:r>
-      <w:proofErr w:type="spellEnd"/>
-      <w:r>
-        <w:rPr>
-          <w:rFonts w:hint="eastAsia"/>
-        </w:rPr>
-        <w:t>-CULT</w:t>
+      <w:r>
+        <w:rPr>
+          <w:rFonts w:hint="eastAsia"/>
+        </w:rPr>
+        <w:t>Coloquick-CULT</w:t>
       </w:r>
       <w:r>
         <w:rPr>
@@ -18427,14 +18409,7 @@
         <w:rPr>
           <w:rFonts w:hint="eastAsia"/>
         </w:rPr>
-        <w:t>好了，传奇还没写成，账单还有一堆，但我已经坐在了牌桌</w:t>
-      </w:r>
-      <w:proofErr w:type="gramStart"/>
-      <w:r>
-        <w:rPr>
-          <w:rFonts w:hint="eastAsia"/>
-        </w:rPr>
-        <w:t>上</w:t>
+        <w:t>好了，传奇还没写成，账单还有一堆，但我已经坐在了牌桌上</w:t>
       </w:r>
       <w:r>
         <w:rPr>
@@ -18442,7 +18417,6 @@
         </w:rPr>
         <w:t>......</w:t>
       </w:r>
-      <w:proofErr w:type="gramEnd"/>
     </w:p>
     <w:p>
       <w:pPr>
@@ -20418,14 +20392,7 @@
         <w:rPr>
           <w:rFonts w:hint="eastAsia"/>
         </w:rPr>
-        <w:t xml:space="preserve"> </w:t>
-      </w:r>
-      <w:proofErr w:type="gramStart"/>
-      <w:r>
-        <w:rPr>
-          <w:rFonts w:hint="eastAsia"/>
-        </w:rPr>
-        <w:t>(</w:t>
+        <w:t xml:space="preserve"> (</w:t>
       </w:r>
       <w:r>
         <w:rPr>
@@ -20437,14 +20404,7 @@
         <w:rPr>
           <w:rFonts w:hint="eastAsia"/>
         </w:rPr>
-        <w:t>)</w:t>
-      </w:r>
-      <w:proofErr w:type="gramEnd"/>
-      <w:r>
-        <w:rPr>
-          <w:rFonts w:hint="eastAsia"/>
-        </w:rPr>
-        <w:t>:</w:t>
+        <w:t>):</w:t>
       </w:r>
     </w:p>
     <w:p>
@@ -20483,14 +20443,7 @@
         <w:rPr>
           <w:rFonts w:hint="eastAsia"/>
         </w:rPr>
-        <w:t xml:space="preserve"> </w:t>
-      </w:r>
-      <w:proofErr w:type="gramStart"/>
-      <w:r>
-        <w:rPr>
-          <w:rFonts w:hint="eastAsia"/>
-        </w:rPr>
-        <w:t>(</w:t>
+        <w:t xml:space="preserve"> (</w:t>
       </w:r>
       <w:r>
         <w:rPr>
@@ -20502,14 +20455,7 @@
         <w:rPr>
           <w:rFonts w:hint="eastAsia"/>
         </w:rPr>
-        <w:t>)</w:t>
-      </w:r>
-      <w:proofErr w:type="gramEnd"/>
-      <w:r>
-        <w:rPr>
-          <w:rFonts w:hint="eastAsia"/>
-        </w:rPr>
-        <w:t>:</w:t>
+        <w:t>):</w:t>
       </w:r>
     </w:p>
     <w:p>
@@ -21230,21 +21176,7 @@
         <w:rPr>
           <w:rFonts w:hint="eastAsia"/>
         </w:rPr>
-        <w:t>另一边是，你手里攥着这把螺丝刀蹲下来</w:t>
-      </w:r>
-      <w:proofErr w:type="gramStart"/>
-      <w:r>
-        <w:rPr>
-          <w:rFonts w:hint="eastAsia"/>
-        </w:rPr>
-        <w:t>、，</w:t>
-      </w:r>
-      <w:proofErr w:type="gramEnd"/>
-      <w:r>
-        <w:rPr>
-          <w:rFonts w:hint="eastAsia"/>
-        </w:rPr>
-        <w:t>着下一个跟你当年一样迷茫的小子，把他的那把破“土豆枪”升个级。</w:t>
+        <w:t>另一边是，你手里攥着这把螺丝刀蹲下来、，着下一个跟你当年一样迷茫的小子，把他的那把破“土豆枪”升个级。</w:t>
       </w:r>
     </w:p>
     <w:p>
@@ -21533,14 +21465,12 @@
         </w:rPr>
         <w:t>了个人在地球</w:t>
       </w:r>
-      <w:proofErr w:type="spellStart"/>
       <w:r>
         <w:rPr>
           <w:rFonts w:hint="eastAsia"/>
         </w:rPr>
         <w:t>Onlie</w:t>
       </w:r>
-      <w:proofErr w:type="spellEnd"/>
       <w:r>
         <w:rPr>
           <w:rFonts w:hint="eastAsia"/>
@@ -22439,14 +22369,7 @@
         <w:rPr>
           <w:rFonts w:hint="eastAsia"/>
         </w:rPr>
-        <w:t>这波啊，这波叫“我命由我不</w:t>
-      </w:r>
-      <w:proofErr w:type="gramStart"/>
-      <w:r>
-        <w:rPr>
-          <w:rFonts w:hint="eastAsia"/>
-        </w:rPr>
-        <w:t>由天</w:t>
+        <w:t>这波啊，这波叫“我命由我不由天</w:t>
       </w:r>
       <w:r>
         <w:rPr>
@@ -22454,19 +22377,11 @@
         </w:rPr>
         <w:t>,</w:t>
       </w:r>
-      <w:proofErr w:type="gramEnd"/>
-      <w:r>
-        <w:rPr>
-          <w:rFonts w:hint="eastAsia"/>
-        </w:rPr>
-        <w:t>能活几天算几</w:t>
-      </w:r>
-      <w:proofErr w:type="gramStart"/>
-      <w:r>
-        <w:rPr>
-          <w:rFonts w:hint="eastAsia"/>
-        </w:rPr>
-        <w:t>天</w:t>
+      <w:r>
+        <w:rPr>
+          <w:rFonts w:hint="eastAsia"/>
+        </w:rPr>
+        <w:t>能活几天算几天</w:t>
       </w:r>
       <w:r>
         <w:rPr>
@@ -22474,7 +22389,6 @@
         </w:rPr>
         <w:t>......</w:t>
       </w:r>
-      <w:proofErr w:type="gramEnd"/>
       <w:r>
         <w:rPr>
           <w:rFonts w:hint="eastAsia"/>
@@ -22504,14 +22418,7 @@
         <w:rPr>
           <w:rFonts w:hint="eastAsia"/>
         </w:rPr>
-        <w:t>“修罗铠甲乃王者之甲，正可成王邪可成</w:t>
-      </w:r>
-      <w:proofErr w:type="gramStart"/>
-      <w:r>
-        <w:rPr>
-          <w:rFonts w:hint="eastAsia"/>
-        </w:rPr>
-        <w:t>魔</w:t>
+        <w:t>“修罗铠甲乃王者之甲，正可成王邪可成魔</w:t>
       </w:r>
       <w:r>
         <w:rPr>
@@ -22519,7 +22426,6 @@
         </w:rPr>
         <w:t>......</w:t>
       </w:r>
-      <w:proofErr w:type="gramEnd"/>
       <w:r>
         <w:rPr>
           <w:rFonts w:hint="eastAsia"/>
@@ -23170,21 +23076,7 @@
         <w:rPr>
           <w:rFonts w:hint="eastAsia"/>
         </w:rPr>
-        <w:t>这在《黑神话：悟空》里被反复验证：天命人的每一场战斗拼的从来不是蛮力，是耐心。等对手先出招，看清他的破绽，再用最小的代价打出最大的伤害。闪避、格挡、翻滚</w:t>
-      </w:r>
-      <w:proofErr w:type="gramStart"/>
-      <w:r>
-        <w:rPr>
-          <w:rFonts w:hint="eastAsia"/>
-        </w:rPr>
-        <w:t>，；</w:t>
-      </w:r>
-      <w:proofErr w:type="gramEnd"/>
-      <w:r>
-        <w:rPr>
-          <w:rFonts w:hint="eastAsia"/>
-        </w:rPr>
-        <w:t>找空隙丢一套连招，然后立刻拉开距离，重新等。急没用。慌只会死得更快。真正能活下来的，都是那些把呼吸稳住的人。</w:t>
+        <w:t>这在《黑神话：悟空》里被反复验证：天命人的每一场战斗拼的从来不是蛮力，是耐心。等对手先出招，看清他的破绽，再用最小的代价打出最大的伤害。闪避、格挡、翻滚，；找空隙丢一套连招，然后立刻拉开距离，重新等。急没用。慌只会死得更快。真正能活下来的，都是那些把呼吸稳住的人。</w:t>
       </w:r>
     </w:p>
     <w:p>
@@ -24668,11 +24560,7 @@
         <w:ind w:firstLine="600"/>
       </w:pPr>
       <w:r>
-        <w:t>夫有匪气而无静气</w:t>
-      </w:r>
-      <w:proofErr w:type="gramStart"/>
-      <w:r>
-        <w:t>者</w:t>
+        <w:t>夫有匪气而无静气者</w:t>
       </w:r>
       <w:r>
         <w:rPr>
@@ -24680,7 +24568,6 @@
         </w:rPr>
         <w:t>,</w:t>
       </w:r>
-      <w:proofErr w:type="gramEnd"/>
       <w:r>
         <w:t>是为匪也。匪者终身困于市井，无远见，无卓识，何以有作为？</w:t>
       </w:r>
@@ -25253,14 +25140,7 @@
         <w:rPr>
           <w:rFonts w:hint="eastAsia"/>
         </w:rPr>
-        <w:t>不信？走着瞧。奥利给！书里剩下的部分你来</w:t>
-      </w:r>
-      <w:proofErr w:type="gramStart"/>
-      <w:r>
-        <w:rPr>
-          <w:rFonts w:hint="eastAsia"/>
-        </w:rPr>
-        <w:t>写</w:t>
+        <w:t>不信？走着瞧。奥利给！书里剩下的部分你来写</w:t>
       </w:r>
       <w:r>
         <w:rPr>
@@ -25268,7 +25148,6 @@
         </w:rPr>
         <w:t>......</w:t>
       </w:r>
-      <w:proofErr w:type="gramEnd"/>
     </w:p>
     <w:p>
       <w:pPr>
@@ -25835,6 +25714,39 @@
         </w:rPr>
         <w:t>它需要的是第一个你。不管你是什么，做好的那一种就够了。那些能欣赏你的人自然会被你吸引过来，而这些人才是真正值得你为他们存在的人。</w:t>
       </w:r>
+    </w:p>
+    <w:p>
+      <w:pPr>
+        <w:pStyle w:val="2"/>
+      </w:pPr>
+      <w:r>
+        <w:rPr>
+          <w:rFonts w:hint="eastAsia"/>
+        </w:rPr>
+        <w:t>退伍后的一些反思</w:t>
+      </w:r>
+    </w:p>
+    <w:p>
+      <w:pPr>
+        <w:ind w:firstLine="600"/>
+        <w:rPr>
+          <w:rFonts w:hint="eastAsia"/>
+        </w:rPr>
+      </w:pPr>
+      <w:r>
+        <w:rPr>
+          <w:rFonts w:hint="eastAsia"/>
+        </w:rPr>
+        <w:t>（抖音）</w:t>
+      </w:r>
+    </w:p>
+    <w:p>
+      <w:pPr>
+        <w:ind w:firstLine="600"/>
+        <w:rPr>
+          <w:rFonts w:hint="eastAsia"/>
+        </w:rPr>
+      </w:pPr>
     </w:p>
     <w:p>
       <w:pPr>
@@ -26392,11 +26304,7 @@
         <w:ind w:firstLine="600"/>
       </w:pPr>
       <w:r>
-        <w:t>于是那一刻，我反而下定了一个很奇怪的</w:t>
-      </w:r>
-      <w:proofErr w:type="gramStart"/>
-      <w:r>
-        <w:t>决心</w:t>
+        <w:t>于是那一刻，我反而下定了一个很奇怪的决心</w:t>
       </w:r>
       <w:r>
         <w:rPr>
@@ -26404,7 +26312,6 @@
         </w:rPr>
         <w:t>,</w:t>
       </w:r>
-      <w:proofErr w:type="gramEnd"/>
       <w:r>
         <w:t>我要去学编程。</w:t>
       </w:r>
@@ -26595,9 +26502,6 @@
           <w:ilvl w:val="0"/>
           <w:numId w:val="12"/>
         </w:numPr>
-        <w:rPr>
-          <w:rFonts w:hint="eastAsia"/>
-        </w:rPr>
       </w:pPr>
       <w:r>
         <w:rPr>
@@ -27392,9 +27296,6 @@
     <w:p>
       <w:pPr>
         <w:ind w:firstLine="600"/>
-        <w:rPr>
-          <w:rFonts w:hint="eastAsia"/>
-        </w:rPr>
       </w:pPr>
       <w:r>
         <w:t>饿了就吃饭</w:t>
@@ -27408,13 +27309,16 @@
       <w:r>
         <w:t>累了就休息。有人愿意拉你一把就说一句谢谢。</w:t>
       </w:r>
-    </w:p>
-    <w:p>
-      <w:pPr>
-        <w:ind w:firstLine="600"/>
-        <w:rPr>
-          <w:rFonts w:hint="eastAsia"/>
-        </w:rPr>
+      <w:r>
+        <w:rPr>
+          <w:rFonts w:hint="eastAsia"/>
+        </w:rPr>
+        <w:t>这并不丢人</w:t>
+      </w:r>
+    </w:p>
+    <w:p>
+      <w:pPr>
+        <w:ind w:firstLine="600"/>
       </w:pPr>
     </w:p>
     <w:p>
@@ -27424,12 +27328,1388 @@
           <w:ilvl w:val="0"/>
           <w:numId w:val="12"/>
         </w:numPr>
+        <w:rPr>
+          <w:rFonts w:hint="eastAsia"/>
+        </w:rPr>
       </w:pPr>
       <w:r>
         <w:rPr>
           <w:rFonts w:hint="eastAsia"/>
         </w:rPr>
         <w:t>地产大亨</w:t>
+      </w:r>
+    </w:p>
+    <w:p>
+      <w:pPr>
+        <w:ind w:firstLine="600"/>
+      </w:pPr>
+      <w:r>
+        <w:t>失业后的第一天，我叫了一辆货拉拉。那天我的东西其实不算多。几件衣服，再加上一堆不知道为什么一直舍不得扔的电子零件。</w:t>
+      </w:r>
+    </w:p>
+    <w:p>
+      <w:pPr>
+        <w:ind w:firstLine="600"/>
+      </w:pPr>
+      <w:r>
+        <w:t>全部家当装上车以后，我站在路边看了一眼，突然觉得有点好笑。我折腾了这么多年，参过军、读过书、学过技术、进过公司，到最后需要搬走的时候，人生居然只占一辆小货车后面那么点地方。司机是个五十岁上下的中年男人。穿得很普通，说话慢悠悠的，整个人看起来特别松弛。不像我。那天的我表面上风平浪静，脑子里其实全是：房租怎么办？下一份工作在哪？简历要不要重新改？是人一失业，最容易犯的毛病，就是突然开始怀疑自己过去几年做的所有决定。车开出去没多久，他从后视镜里看了我一眼。</w:t>
+      </w:r>
+    </w:p>
+    <w:p>
+      <w:pPr>
+        <w:ind w:firstLine="600"/>
+      </w:pPr>
+      <w:r>
+        <w:t>“</w:t>
+      </w:r>
+      <w:r>
+        <w:t>搬家啊？</w:t>
+      </w:r>
+      <w:r>
+        <w:t>”</w:t>
+      </w:r>
+    </w:p>
+    <w:p>
+      <w:pPr>
+        <w:ind w:firstLine="600"/>
+      </w:pPr>
+      <w:r>
+        <w:t>“</w:t>
+      </w:r>
+      <w:r>
+        <w:t>嗯。</w:t>
+      </w:r>
+      <w:r>
+        <w:t>”</w:t>
+      </w:r>
+    </w:p>
+    <w:p>
+      <w:pPr>
+        <w:ind w:firstLine="600"/>
+      </w:pPr>
+      <w:r>
+        <w:t>“</w:t>
+      </w:r>
+      <w:r>
+        <w:t>换工作了？</w:t>
+      </w:r>
+      <w:r>
+        <w:t>”</w:t>
+      </w:r>
+    </w:p>
+    <w:p>
+      <w:pPr>
+        <w:ind w:firstLine="600"/>
+      </w:pPr>
+      <w:r>
+        <w:t>我犹豫了一下。</w:t>
+      </w:r>
+    </w:p>
+    <w:p>
+      <w:pPr>
+        <w:ind w:firstLine="600"/>
+      </w:pPr>
+      <w:r>
+        <w:t>“</w:t>
+      </w:r>
+      <w:r>
+        <w:t>准确来说，是暂时没工作。</w:t>
+      </w:r>
+      <w:r>
+        <w:t>”</w:t>
+      </w:r>
+    </w:p>
+    <w:p>
+      <w:pPr>
+        <w:ind w:firstLine="600"/>
+      </w:pPr>
+      <w:r>
+        <w:t>本来我以为他会来一句成年人最常用的安慰：</w:t>
+      </w:r>
+      <w:r>
+        <w:t>“</w:t>
+      </w:r>
+      <w:r>
+        <w:t>没事，年轻人机会多。</w:t>
+      </w:r>
+      <w:r>
+        <w:t>”</w:t>
+      </w:r>
+    </w:p>
+    <w:p>
+      <w:pPr>
+        <w:ind w:firstLine="600"/>
+      </w:pPr>
+      <w:r>
+        <w:t>结果他很平静地</w:t>
+      </w:r>
+      <w:r>
+        <w:t>“</w:t>
+      </w:r>
+      <w:r>
+        <w:t>哦</w:t>
+      </w:r>
+      <w:r>
+        <w:t>”</w:t>
+      </w:r>
+      <w:r>
+        <w:t>了一声。</w:t>
+      </w:r>
+    </w:p>
+    <w:p>
+      <w:pPr>
+        <w:ind w:firstLine="600"/>
+      </w:pPr>
+      <w:r>
+        <w:t>“</w:t>
+      </w:r>
+      <w:r>
+        <w:t>那挺好。</w:t>
+      </w:r>
+      <w:r>
+        <w:t>”</w:t>
+      </w:r>
+    </w:p>
+    <w:p>
+      <w:pPr>
+        <w:ind w:firstLine="600"/>
+      </w:pPr>
+      <w:r>
+        <w:t>我愣了一下。</w:t>
+      </w:r>
+    </w:p>
+    <w:p>
+      <w:pPr>
+        <w:ind w:firstLine="600"/>
+      </w:pPr>
+      <w:r>
+        <w:t>“</w:t>
+      </w:r>
+      <w:r>
+        <w:t>失业还挺好？</w:t>
+      </w:r>
+      <w:r>
+        <w:t>”</w:t>
+      </w:r>
+    </w:p>
+    <w:p>
+      <w:pPr>
+        <w:ind w:firstLine="600"/>
+      </w:pPr>
+      <w:r>
+        <w:t>他说：</w:t>
+      </w:r>
+      <w:r>
+        <w:t>“</w:t>
+      </w:r>
+      <w:r>
+        <w:t>至少有时间想想，下一步到底要干什么。</w:t>
+      </w:r>
+      <w:r>
+        <w:t>”</w:t>
+      </w:r>
+    </w:p>
+    <w:p>
+      <w:pPr>
+        <w:ind w:firstLine="600"/>
+      </w:pPr>
+      <w:r>
+        <w:t>这句话一下把我说安静了车继续往前开。</w:t>
+      </w:r>
+    </w:p>
+    <w:p>
+      <w:pPr>
+        <w:ind w:firstLine="600"/>
+      </w:pPr>
+      <w:r>
+        <w:t>他说自己以前就是干地产的</w:t>
+      </w:r>
+      <w:r>
+        <w:rPr>
+          <w:rFonts w:hint="eastAsia"/>
+        </w:rPr>
+        <w:t>；</w:t>
+      </w:r>
+      <w:r>
+        <w:t>而且不是卖两套房、跑跑中介那种。按他自己的说法，他年轻的时候一个月工资才三百来块钱，后来一路从基层干上去，做到公司副总。赶上城市快速发展的那些年，收入也跟着一路涨。他说自己大概在二十多年前就已经能做到几年攒钱全款买房。</w:t>
+      </w:r>
+    </w:p>
+    <w:p>
+      <w:pPr>
+        <w:ind w:firstLine="600"/>
+      </w:pPr>
+      <w:r>
+        <w:t>至于什么三十年房贷、等额本息、提前还款，他当年几乎没怎么研究过。因为那时候压根没觉得需要研究。我坐在副驾驶听得一愣一愣的。</w:t>
+      </w:r>
+    </w:p>
+    <w:p>
+      <w:pPr>
+        <w:ind w:firstLine="600"/>
+      </w:pPr>
+      <w:r>
+        <w:t>我没忍住问他：</w:t>
+      </w:r>
+      <w:r>
+        <w:t>“</w:t>
+      </w:r>
+      <w:r>
+        <w:t>那你现在怎么出来跑货拉拉了？</w:t>
+      </w:r>
+      <w:r>
+        <w:t>”</w:t>
+      </w:r>
+    </w:p>
+    <w:p>
+      <w:pPr>
+        <w:ind w:firstLine="600"/>
+      </w:pPr>
+      <w:r>
+        <w:t>他笑了</w:t>
+      </w:r>
+      <w:r>
+        <w:rPr>
+          <w:rFonts w:hint="eastAsia"/>
+        </w:rPr>
+        <w:t>：</w:t>
+      </w:r>
+      <w:r>
+        <w:t>“</w:t>
+      </w:r>
+      <w:r>
+        <w:t>闲。</w:t>
+      </w:r>
+      <w:r>
+        <w:t>”</w:t>
+      </w:r>
+    </w:p>
+    <w:p>
+      <w:pPr>
+        <w:ind w:firstLine="600"/>
+      </w:pPr>
+      <w:r>
+        <w:t>我以为他开玩笑。结果他还真是因为闲。</w:t>
+      </w:r>
+    </w:p>
+    <w:p>
+      <w:pPr>
+        <w:ind w:firstLine="600"/>
+      </w:pPr>
+      <w:r>
+        <w:t>他说自己已经退下来很多年了，女儿也送去国外读书了，家里的事情基本安排妥当。每天喝茶、散步、刷手机，时间一长反而觉得人快废掉了。所以干脆出来开车不是为了赚多少钱。就是想每天见点人、说点话、跑跑路，让脑子别停下来。</w:t>
+      </w:r>
+    </w:p>
+    <w:p>
+      <w:pPr>
+        <w:ind w:firstLine="600"/>
+      </w:pPr>
+      <w:r>
+        <w:t>他说：</w:t>
+      </w:r>
+      <w:r>
+        <w:t>“</w:t>
+      </w:r>
+      <w:r>
+        <w:t>人不能闲太久。闲久了，身体没退休，脑子先退休了。</w:t>
+      </w:r>
+      <w:r>
+        <w:t>”</w:t>
+      </w:r>
+    </w:p>
+    <w:p>
+      <w:pPr>
+        <w:ind w:firstLine="600"/>
+      </w:pPr>
+      <w:r>
+        <w:t>我低头看了看自己手机里的失业通知。突然觉得这个世界多少有点荒诞。我这个二十多岁的人刚失业，正对着未来愁得要死。旁边这个已经实现过财富自由的大叔，却因为嫌退休生活太无聊，跑出来给我搬家。</w:t>
+      </w:r>
+    </w:p>
+    <w:p>
+      <w:pPr>
+        <w:ind w:firstLine="600"/>
+      </w:pPr>
+      <w:r>
+        <w:t>有时候人生就是这样。你拼命想得到的东西别人得到以后，发现也不过如此。</w:t>
+      </w:r>
+    </w:p>
+    <w:p>
+      <w:pPr>
+        <w:ind w:firstLine="600"/>
+      </w:pPr>
+      <w:r>
+        <w:t>聊着聊着，我问他：</w:t>
+      </w:r>
+      <w:r>
+        <w:t>“</w:t>
+      </w:r>
+      <w:r>
+        <w:t>你们当年一起干房地产的人，现在应该都挺有钱吧？</w:t>
+      </w:r>
+      <w:r>
+        <w:t>”</w:t>
+      </w:r>
+    </w:p>
+    <w:p>
+      <w:pPr>
+        <w:ind w:firstLine="600"/>
+      </w:pPr>
+      <w:r>
+        <w:t>他摇头</w:t>
+      </w:r>
+      <w:r>
+        <w:rPr>
+          <w:rFonts w:hint="eastAsia"/>
+        </w:rPr>
+        <w:t>便立马说到：</w:t>
+      </w:r>
+      <w:r>
+        <w:t>“</w:t>
+      </w:r>
+      <w:r>
+        <w:t>哪有。</w:t>
+      </w:r>
+      <w:r>
+        <w:t>”</w:t>
+      </w:r>
+    </w:p>
+    <w:p>
+      <w:pPr>
+        <w:ind w:firstLine="600"/>
+      </w:pPr>
+      <w:r>
+        <w:t>他说，当年和他一起进公司的那批人后来散了一大半。有人觉得房地产太累，转去做餐饮</w:t>
+      </w:r>
+      <w:r>
+        <w:rPr>
+          <w:rFonts w:hint="eastAsia"/>
+        </w:rPr>
+        <w:t>；</w:t>
+      </w:r>
+      <w:r>
+        <w:t>有人去卖汽车。有人做销售。还有些人本来能力并不差就是碰到麻烦事就烦。项目顺的时候干得特别有劲，一遇上难缠的客户、复杂的手续、解决不了的问题，就开始想：</w:t>
+      </w:r>
+      <w:r>
+        <w:t>“</w:t>
+      </w:r>
+      <w:r>
+        <w:t>是不是这个行业不适合我？</w:t>
+      </w:r>
+      <w:r>
+        <w:t>”</w:t>
+      </w:r>
+      <w:r>
+        <w:t>然后辞职换一家。再干一阵又碰到问题。再换。有些人二三十岁的时候说：</w:t>
+      </w:r>
+      <w:r>
+        <w:t>“</w:t>
+      </w:r>
+      <w:r>
+        <w:t>这个行业没前途，我要去找风口。</w:t>
+      </w:r>
+      <w:r>
+        <w:t>”</w:t>
+      </w:r>
+      <w:r>
+        <w:t>到了四十多岁，还是在找。</w:t>
+      </w:r>
+    </w:p>
+    <w:p>
+      <w:pPr>
+        <w:ind w:firstLine="600"/>
+      </w:pPr>
+      <w:r>
+        <w:t>我问他：</w:t>
+      </w:r>
+      <w:r>
+        <w:t>“</w:t>
+      </w:r>
+      <w:r>
+        <w:t>那你为什么一直没换？</w:t>
+      </w:r>
+      <w:r>
+        <w:t>”</w:t>
+      </w:r>
+    </w:p>
+    <w:p>
+      <w:pPr>
+        <w:ind w:firstLine="600"/>
+      </w:pPr>
+      <w:r>
+        <w:t>他说：</w:t>
+      </w:r>
+      <w:r>
+        <w:t>“</w:t>
+      </w:r>
+      <w:r>
+        <w:t>我也想过。但是每次想换的时候，我都会问自己一个问题</w:t>
+      </w:r>
+      <w:r>
+        <w:t>——</w:t>
+      </w:r>
+      <w:r>
+        <w:t>我是真的不适合这个行业，还是只是不想解决眼前这个麻烦？</w:t>
+      </w:r>
+      <w:r>
+        <w:t>”</w:t>
+      </w:r>
+    </w:p>
+    <w:p>
+      <w:pPr>
+        <w:ind w:firstLine="600"/>
+      </w:pPr>
+      <w:r>
+        <w:t>我一下没说话因为这句话有点扎我。很多时候我们所谓的</w:t>
+      </w:r>
+      <w:r>
+        <w:t>“</w:t>
+      </w:r>
+      <w:r>
+        <w:t>换赛道</w:t>
+      </w:r>
+      <w:r>
+        <w:t>”</w:t>
+      </w:r>
+      <w:r>
+        <w:t>，其实不是发现了更好的赛道。只是眼前这一关太难了。于是想重新开一局。编程学不进去，就觉得程序员没前途</w:t>
+      </w:r>
+      <w:r>
+        <w:rPr>
+          <w:rFonts w:hint="eastAsia"/>
+        </w:rPr>
+        <w:t>；</w:t>
+      </w:r>
+      <w:r>
+        <w:t>销售没业绩，就觉得销售行业不行</w:t>
+      </w:r>
+      <w:r>
+        <w:rPr>
+          <w:rFonts w:hint="eastAsia"/>
+        </w:rPr>
+        <w:t>；</w:t>
+      </w:r>
+      <w:r>
+        <w:t>创业没赚到钱，就觉得经济环境不好</w:t>
+      </w:r>
+      <w:r>
+        <w:rPr>
+          <w:rFonts w:hint="eastAsia"/>
+        </w:rPr>
+        <w:t>；</w:t>
+      </w:r>
+      <w:r>
+        <w:t>谈恋爱遇到矛盾，就觉得这个人不合适。</w:t>
+      </w:r>
+    </w:p>
+    <w:p>
+      <w:pPr>
+        <w:ind w:firstLine="600"/>
+      </w:pPr>
+      <w:r>
+        <w:t>可问题是</w:t>
+      </w:r>
+      <w:r>
+        <w:t>——</w:t>
+      </w:r>
+      <w:r>
+        <w:rPr>
+          <w:b/>
+          <w:bCs/>
+        </w:rPr>
+        <w:t>你换一张地图，不代表</w:t>
+      </w:r>
+      <w:r>
+        <w:rPr>
+          <w:b/>
+          <w:bCs/>
+        </w:rPr>
+        <w:t xml:space="preserve"> Boss </w:t>
+      </w:r>
+      <w:r>
+        <w:rPr>
+          <w:b/>
+          <w:bCs/>
+        </w:rPr>
+        <w:t>就消失了。</w:t>
+      </w:r>
+      <w:r>
+        <w:t>它只是换了个皮肤，在下一张地图等你。</w:t>
+      </w:r>
+    </w:p>
+    <w:p>
+      <w:pPr>
+        <w:ind w:firstLine="600"/>
+      </w:pPr>
+      <w:r>
+        <w:t>司机师傅说，他年轻的时候也碰到过很多棘手的问题。客户闹</w:t>
+      </w:r>
+      <w:r>
+        <w:rPr>
+          <w:rFonts w:hint="eastAsia"/>
+        </w:rPr>
+        <w:t>、</w:t>
+      </w:r>
+      <w:r>
+        <w:t>手续卡</w:t>
+      </w:r>
+      <w:r>
+        <w:rPr>
+          <w:rFonts w:hint="eastAsia"/>
+        </w:rPr>
+        <w:t>、</w:t>
+      </w:r>
+      <w:r>
+        <w:t>项目黄</w:t>
+      </w:r>
+      <w:r>
+        <w:rPr>
+          <w:rFonts w:hint="eastAsia"/>
+        </w:rPr>
+        <w:t>、</w:t>
+      </w:r>
+      <w:r>
+        <w:t>老板骂</w:t>
+      </w:r>
+      <w:r>
+        <w:rPr>
+          <w:rFonts w:hint="eastAsia"/>
+        </w:rPr>
+        <w:t>、</w:t>
+      </w:r>
+      <w:r>
+        <w:t>同事甩锅有些问题他也不知道怎么办。</w:t>
+      </w:r>
+    </w:p>
+    <w:p>
+      <w:pPr>
+        <w:ind w:firstLine="600"/>
+      </w:pPr>
+      <w:r>
+        <w:rPr>
+          <w:rFonts w:hint="eastAsia"/>
+        </w:rPr>
+        <w:t>接着我问到：</w:t>
+      </w:r>
+      <w:r>
+        <w:t>“</w:t>
+      </w:r>
+      <w:r>
+        <w:t>那怎么办？</w:t>
+      </w:r>
+      <w:r>
+        <w:t>”</w:t>
+      </w:r>
+    </w:p>
+    <w:p>
+      <w:pPr>
+        <w:ind w:firstLine="600"/>
+      </w:pPr>
+      <w:r>
+        <w:t>他说：</w:t>
+      </w:r>
+      <w:r>
+        <w:t>“</w:t>
+      </w:r>
+      <w:r>
+        <w:t>解决呗解决不了就问人，问不到就自己查。今天搞不明白，明天接着搞。你把别人嫌麻烦的事情搞明白了，你自然就值钱了。</w:t>
+      </w:r>
+      <w:r>
+        <w:t>”</w:t>
+      </w:r>
+    </w:p>
+    <w:p>
+      <w:pPr>
+        <w:ind w:firstLine="600"/>
+      </w:pPr>
+      <w:r>
+        <w:t>他说得特别轻可我坐在那里想了很久</w:t>
+      </w:r>
+      <w:r>
+        <w:rPr>
+          <w:rFonts w:hint="eastAsia"/>
+        </w:rPr>
+        <w:t>；</w:t>
+      </w:r>
+      <w:r>
+        <w:t>因为我突然意识到，这套逻辑和我做嵌入式其实一模一样。公司为什么给一个工程师更高的工资？难道是因为他会复制代码？当然不网上代码一抓一大把。真正值钱的是：</w:t>
+      </w:r>
+      <w:r>
+        <w:rPr>
+          <w:rFonts w:hint="eastAsia"/>
+        </w:rPr>
+        <w:t>“</w:t>
+      </w:r>
+      <w:r>
+        <w:t>板子点不亮的时候，你能不能找到原因</w:t>
+      </w:r>
+      <w:r>
+        <w:rPr>
+          <w:rFonts w:hint="eastAsia"/>
+        </w:rPr>
+        <w:t>”</w:t>
+      </w:r>
+      <w:r>
+        <w:t>蓝牙连得上却没声音的时候，你能不能继续往下查；驱动文档写得稀烂的时候，你能不能翻源码；别人调三天准备放弃的时候，你能不能再坐两个小时。说到底，公司真正购买的，从来不是你的</w:t>
+      </w:r>
+      <w:r>
+        <w:t>“</w:t>
+      </w:r>
+      <w:r>
+        <w:t>工作时间</w:t>
+      </w:r>
+      <w:r>
+        <w:t>”</w:t>
+      </w:r>
+      <w:r>
+        <w:t>。</w:t>
+      </w:r>
+    </w:p>
+    <w:p>
+      <w:pPr>
+        <w:ind w:firstLine="600"/>
+      </w:pPr>
+      <w:r>
+        <w:t>而是你的</w:t>
+      </w:r>
+      <w:r>
+        <w:rPr>
+          <w:b/>
+          <w:bCs/>
+        </w:rPr>
+        <w:t>问题解决能力</w:t>
+      </w:r>
+      <w:r>
+        <w:t>越难解决的问题，愿意解决的人越少。愿意解决的人越少，能够解决它的人就越值钱。我突然理解了为什么这个司机能从当年月薪几百块，一路做到公司副总。可能时代确实帮了他。房地产发展的浪潮也确实给了他机会。但浪来了，站在岸边的人那么多，为什么最后冲出去的是他？风口只能把人吹起来。至于能不能一直飞，最后还得看你自己有没有翅膀。</w:t>
+      </w:r>
+    </w:p>
+    <w:p>
+      <w:pPr>
+        <w:ind w:firstLine="600"/>
+      </w:pPr>
+      <w:r>
+        <w:t>后来我把那天的聊天整理了一下。如果以后你也站在人生的岔路口，不知道该选什么行业，我觉得可以先问自己四个问题。</w:t>
+      </w:r>
+    </w:p>
+    <w:p>
+      <w:pPr>
+        <w:ind w:firstLine="602"/>
+      </w:pPr>
+      <w:r>
+        <w:rPr>
+          <w:b/>
+          <w:bCs/>
+        </w:rPr>
+        <w:t>第一个问题：我的性格到底是什么样？</w:t>
+      </w:r>
+    </w:p>
+    <w:p>
+      <w:pPr>
+        <w:ind w:firstLine="600"/>
+      </w:pPr>
+      <w:r>
+        <w:t>你喜欢和人打交道，还是喜欢一个人研究东西？你喜欢变化，还是喜欢稳定？你遇到冲突会兴奋，还是会被迅速消耗？有的人天生适合销售。一天认识二十个人，晚上还能出去撸串。让我一天见二十个陌生人，回家以后可能得关机重启。但如果让我一个人坐在那里调八个小时代码，只为了找到一个寄存器为什么少置了一位，我反而能越搞越精神。这不是谁高级、谁低级。只是人物属性不同。你总不能给法师配一把屠龙刀，然后骂他：</w:t>
+      </w:r>
+      <w:r>
+        <w:t>“</w:t>
+      </w:r>
+      <w:r>
+        <w:t>你怎么不会近战？</w:t>
+      </w:r>
+      <w:r>
+        <w:t>”</w:t>
+      </w:r>
+    </w:p>
+    <w:p>
+      <w:pPr>
+        <w:ind w:firstLine="602"/>
+      </w:pPr>
+      <w:r>
+        <w:rPr>
+          <w:b/>
+          <w:bCs/>
+        </w:rPr>
+        <w:t>第二个问题：什么事情是即使没人夸我，我依然愿意做的？</w:t>
+      </w:r>
+    </w:p>
+    <w:p>
+      <w:pPr>
+        <w:ind w:firstLine="600"/>
+      </w:pPr>
+      <w:r>
+        <w:t>这个问题比</w:t>
+      </w:r>
+      <w:r>
+        <w:t>“</w:t>
+      </w:r>
+      <w:r>
+        <w:t>我喜欢什么</w:t>
+      </w:r>
+      <w:r>
+        <w:t>”</w:t>
+      </w:r>
+      <w:r>
+        <w:t>还重要。因为很多所谓的喜欢，其实来自别人的认可。发一条视频有十万点赞，你喜欢拍视频。写篇文章有人夸，你喜欢写作。做个项目老板表扬，你喜欢技术。可如果有一天没有点赞，没有掌声，没有奖金，甚至没有人知道你做了什么</w:t>
+      </w:r>
+      <w:r>
+        <w:t>——</w:t>
+      </w:r>
+      <w:r>
+        <w:t>你还愿不愿意继续？如果答案依然是愿意，那东西才可能真的是你的黄金赛道。真正适合长期做的事情，应该有一种很奇怪的特征：</w:t>
+      </w:r>
+      <w:r>
+        <w:rPr>
+          <w:b/>
+          <w:bCs/>
+        </w:rPr>
+        <w:t>哪怕暂时没有奖励，你做完以后，自己心里也是亮的。</w:t>
+      </w:r>
+      <w:r>
+        <w:t>我写代码有这种感觉。写书也有。有时候一段程序终于跑通，没人知道，我自己坐在电脑前都能笑半天。有时候一段文字改了七八遍，没人点赞，也没人付钱，但我读一遍觉得嗯，这次写顺了。那种满足感，是别人给不了的。</w:t>
+      </w:r>
+    </w:p>
+    <w:p>
+      <w:pPr>
+        <w:ind w:firstLine="600"/>
+        <w:rPr>
+          <w:rFonts w:hint="eastAsia"/>
+        </w:rPr>
+      </w:pPr>
+      <w:r>
+        <w:rPr>
+          <w:rFonts w:hint="eastAsia"/>
+        </w:rPr>
+        <w:t>所谓的黄金赛道</w:t>
+      </w:r>
+    </w:p>
+    <w:p>
+      <w:pPr>
+        <w:ind w:firstLine="602"/>
+      </w:pPr>
+      <w:r>
+        <w:rPr>
+          <w:b/>
+          <w:bCs/>
+        </w:rPr>
+        <w:t>第三个问题：这个行业做一年、三年、五年以后，我会变成什么样？</w:t>
+      </w:r>
+    </w:p>
+    <w:p>
+      <w:pPr>
+        <w:ind w:firstLine="600"/>
+      </w:pPr>
+      <w:r>
+        <w:t>很多年轻人选工作，只看第一个月工资。八千</w:t>
+      </w:r>
+      <w:r>
+        <w:rPr>
+          <w:rFonts w:hint="eastAsia"/>
+        </w:rPr>
+        <w:t>、</w:t>
+      </w:r>
+      <w:r>
+        <w:t>一万</w:t>
+      </w:r>
+      <w:r>
+        <w:rPr>
+          <w:rFonts w:hint="eastAsia"/>
+        </w:rPr>
+        <w:t>、</w:t>
+      </w:r>
+      <w:r>
+        <w:t>一万五。</w:t>
+      </w:r>
+    </w:p>
+    <w:p>
+      <w:pPr>
+        <w:ind w:firstLine="600"/>
+      </w:pPr>
+      <w:r>
+        <w:t>然后结束。可真正应该看的，是这个岗位背后的</w:t>
+      </w:r>
+      <w:r>
+        <w:t>“</w:t>
+      </w:r>
+      <w:r>
+        <w:t>成长曲线</w:t>
+      </w:r>
+      <w:r>
+        <w:t>”</w:t>
+      </w:r>
+      <w:r>
+        <w:t>。第一年你在干什么？第三年你能解决什么问题？五年以后你积累下来的东西，能不能带走？有些工作第一年工资很高，但干五年和第一年区别不大。那你卖的其实一直是自己的时间。有些工作刚开始钱不多，甚至很苦。但第一年学基础，第二年能独立做项目，第三年开始负责系统，五年以后你脑子里装着别人短时间复制不了的东西。那时候你的价值才真正开始拉开距离。所以不要只问：</w:t>
+      </w:r>
+      <w:r>
+        <w:t>“</w:t>
+      </w:r>
+      <w:r>
+        <w:t>这个岗位一个月多少钱？</w:t>
+      </w:r>
+      <w:r>
+        <w:t>”</w:t>
+      </w:r>
+      <w:r>
+        <w:t>还要问：</w:t>
+      </w:r>
+      <w:r>
+        <w:rPr>
+          <w:b/>
+          <w:bCs/>
+        </w:rPr>
+        <w:t>“</w:t>
+      </w:r>
+      <w:r>
+        <w:rPr>
+          <w:b/>
+          <w:bCs/>
+        </w:rPr>
+        <w:t>五年后的我，值多少钱？</w:t>
+      </w:r>
+      <w:r>
+        <w:rPr>
+          <w:b/>
+          <w:bCs/>
+        </w:rPr>
+        <w:t>”</w:t>
+      </w:r>
+      <w:r>
+        <w:t>这两个问题完全不是一回事。</w:t>
+      </w:r>
+    </w:p>
+    <w:p>
+      <w:pPr>
+        <w:ind w:firstLine="602"/>
+      </w:pPr>
+      <w:r>
+        <w:rPr>
+          <w:b/>
+          <w:bCs/>
+        </w:rPr>
+        <w:t>最后一个，也是我觉得最重要的问题：我愿不愿意去解决别人不愿意解决的问题？</w:t>
+      </w:r>
+    </w:p>
+    <w:p>
+      <w:pPr>
+        <w:ind w:firstLine="600"/>
+      </w:pPr>
+      <w:r>
+        <w:t>司机师傅那天跟我讲了很多。但如果一定要让我挑一句留下来，大概就是这一句。普通的问题，人人都会解决。那凭什么一定需要你？真正建立一个人职业壁垒的，往往就是那些大家都嫌麻烦的东西。别人嫌客户难搞，你研究客户。别人嫌技术文档难看，你硬着头皮啃。别人嫌项目太乱，你去把流程梳理出来别人遇到</w:t>
+      </w:r>
+      <w:r>
+        <w:t xml:space="preserve"> Bug </w:t>
+      </w:r>
+      <w:r>
+        <w:t>说：</w:t>
+      </w:r>
+      <w:r>
+        <w:t>“</w:t>
+      </w:r>
+      <w:r>
+        <w:t>算了，换方案吧。</w:t>
+      </w:r>
+      <w:r>
+        <w:t>”</w:t>
+      </w:r>
+      <w:r>
+        <w:t>你说：</w:t>
+      </w:r>
+      <w:r>
+        <w:t>“</w:t>
+      </w:r>
+      <w:r>
+        <w:t>等一下，让我再看看。</w:t>
+      </w:r>
+      <w:r>
+        <w:t>”</w:t>
+      </w:r>
+      <w:r>
+        <w:t>很多年以后，差距可能就是从这个</w:t>
+      </w:r>
+      <w:r>
+        <w:t>“</w:t>
+      </w:r>
+      <w:r>
+        <w:t>再看看</w:t>
+      </w:r>
+      <w:r>
+        <w:t>”</w:t>
+      </w:r>
+      <w:r>
+        <w:t>开始的。</w:t>
+      </w:r>
+    </w:p>
+    <w:p>
+      <w:pPr>
+        <w:ind w:firstLine="600"/>
+      </w:pPr>
+      <w:r>
+        <w:t>车快到地方的时候，我突然问了他最后一个问题：</w:t>
+      </w:r>
+      <w:r>
+        <w:t>“</w:t>
+      </w:r>
+      <w:r>
+        <w:t>如果让你重新年轻一次，你还会干房地产吗？</w:t>
+      </w:r>
+      <w:r>
+        <w:t>”</w:t>
+      </w:r>
+      <w:r>
+        <w:t>他握着方向盘想了几秒。</w:t>
+      </w:r>
+    </w:p>
+    <w:p>
+      <w:pPr>
+        <w:ind w:firstLine="600"/>
+      </w:pPr>
+      <w:r>
+        <w:t>“</w:t>
+      </w:r>
+      <w:r>
+        <w:t>那个年代，我会。</w:t>
+      </w:r>
+      <w:r>
+        <w:t>”</w:t>
+      </w:r>
+      <w:r>
+        <w:t>然后他又补了一句：</w:t>
+      </w:r>
+      <w:r>
+        <w:t>“</w:t>
+      </w:r>
+      <w:r>
+        <w:t>但你这个年代，不一定。</w:t>
+      </w:r>
+      <w:r>
+        <w:t>”</w:t>
+      </w:r>
+    </w:p>
+    <w:p>
+      <w:pPr>
+        <w:ind w:firstLine="600"/>
+      </w:pPr>
+      <w:r>
+        <w:t>这句话我很喜欢。因为真正经历过一个行业的人，没有骗我说：</w:t>
+      </w:r>
+      <w:r>
+        <w:t>“</w:t>
+      </w:r>
+      <w:r>
+        <w:t>我成功了，所以你照着我的路走就行。</w:t>
+      </w:r>
+      <w:r>
+        <w:t>”</w:t>
+      </w:r>
+      <w:r>
+        <w:t>相反，他告诉我：时代变了。他的路是他的。我的路得我自己找。我们这一代人特别容易焦虑。今天看见人工智能火了，就想学</w:t>
+      </w:r>
+      <w:r>
+        <w:t xml:space="preserve"> AI</w:t>
+      </w:r>
+      <w:r>
+        <w:t>。明天看见短视频赚钱，就想做自媒体。后天听说新能源工资高，又想转新能源大家都在问：</w:t>
+      </w:r>
+      <w:r>
+        <w:rPr>
+          <w:rFonts w:hint="eastAsia"/>
+        </w:rPr>
+        <w:t>“</w:t>
+      </w:r>
+      <w:r>
+        <w:rPr>
+          <w:b/>
+          <w:bCs/>
+        </w:rPr>
+        <w:t>下一个风口在哪里？</w:t>
+      </w:r>
+      <w:r>
+        <w:rPr>
+          <w:rFonts w:hint="eastAsia"/>
+          <w:b/>
+          <w:bCs/>
+        </w:rPr>
+        <w:t>”</w:t>
+      </w:r>
+      <w:r>
+        <w:t>后来我越来越觉得，这个问题可能问反了。真正应该问的是：</w:t>
+      </w:r>
+      <w:r>
+        <w:rPr>
+          <w:b/>
+          <w:bCs/>
+        </w:rPr>
+        <w:t>如果风停了，我还愿不愿意留在这里？</w:t>
+      </w:r>
+      <w:r>
+        <w:t>因为风口来的时候，猪确实可能飞起来。但风总有一天会停。风停之后，真正能继续往前走的，还是那些本来就会飞的东西。</w:t>
+      </w:r>
+    </w:p>
+    <w:p>
+      <w:pPr>
+        <w:ind w:firstLine="600"/>
+      </w:pPr>
+      <w:r>
+        <w:t>那天货拉拉停在楼下</w:t>
+      </w:r>
+      <w:r>
+        <w:rPr>
+          <w:rFonts w:hint="eastAsia"/>
+        </w:rPr>
+        <w:t>；</w:t>
+      </w:r>
+      <w:r>
+        <w:t>我把最后一个箱子搬下来。</w:t>
+      </w:r>
+    </w:p>
+    <w:p>
+      <w:pPr>
+        <w:ind w:firstLine="600"/>
+      </w:pPr>
+      <w:r>
+        <w:t>司机师傅坐在车里，摇下车窗跟我说：</w:t>
+      </w:r>
+      <w:r>
+        <w:t>“</w:t>
+      </w:r>
+      <w:r>
+        <w:t>年轻人，失业没什么。怕的是今天想干这个，明天又想干那个，最后什么都懂一点什么都解决不了。</w:t>
+      </w:r>
+      <w:r>
+        <w:t>”</w:t>
+      </w:r>
+    </w:p>
+    <w:p>
+      <w:pPr>
+        <w:ind w:firstLine="600"/>
+      </w:pPr>
+      <w:r>
+        <w:t>然后一脚油门开走了</w:t>
+      </w:r>
+      <w:r>
+        <w:rPr>
+          <w:rFonts w:hint="eastAsia"/>
+        </w:rPr>
+        <w:t>，</w:t>
+      </w:r>
+      <w:r>
+        <w:t>我站在路边，看着那辆小货车慢慢消失。突然觉得失业第一天，好像也没有早上那么糟糕了。我没有因为这一趟货拉拉突然找到人生答案。也没有第二天就顿悟、升职、加薪、走上人生巅峰。真正的人生哪有那么多</w:t>
+      </w:r>
+      <w:r>
+        <w:t>“</w:t>
+      </w:r>
+      <w:r>
+        <w:t>一句话改变命运</w:t>
+      </w:r>
+      <w:r>
+        <w:t>”</w:t>
+      </w:r>
+      <w:r>
+        <w:t>。大多数时候，一句话只是往你脑子里扔了一颗种子。</w:t>
+      </w:r>
+    </w:p>
+    <w:p>
+      <w:pPr>
+        <w:ind w:firstLine="600"/>
+      </w:pPr>
+      <w:r>
+        <w:t>至于它什么时候发芽不知道</w:t>
+      </w:r>
+      <w:r>
+        <w:rPr>
+          <w:rFonts w:hint="eastAsia"/>
+        </w:rPr>
+        <w:t>；</w:t>
+      </w:r>
+      <w:r>
+        <w:t>可后来每当我又想换方向、又想怀疑自己、又觉得别人的赛道似乎更好的时候，我都会想起那个开货拉拉的</w:t>
+      </w:r>
+      <w:r>
+        <w:t>“</w:t>
+      </w:r>
+      <w:r>
+        <w:t>地产大亨</w:t>
+      </w:r>
+      <w:r>
+        <w:t>”</w:t>
+      </w:r>
+      <w:r>
+        <w:t>。然后重新问自己：</w:t>
+      </w:r>
+    </w:p>
+    <w:p>
+      <w:pPr>
+        <w:ind w:firstLine="600"/>
+      </w:pPr>
+      <w:r>
+        <w:t>我的性格适合什么？什么事情没人认可，我依然愿意做？这条路走五年以后，我会留下什么？还有</w:t>
+      </w:r>
+      <w:r>
+        <w:t>——</w:t>
+      </w:r>
+      <w:r>
+        <w:rPr>
+          <w:rFonts w:hint="eastAsia"/>
+        </w:rPr>
+        <w:t>。</w:t>
+      </w:r>
+      <w:r>
+        <w:rPr>
+          <w:b/>
+          <w:bCs/>
+        </w:rPr>
+        <w:t>眼前这个问题，我是真的解决不了，还是我只是不想解决？</w:t>
+      </w:r>
+      <w:r>
+        <w:t>如果这四个问题我还没有想明白，那就先别急着换地图。先把眼前这个</w:t>
+      </w:r>
+      <w:r>
+        <w:t xml:space="preserve"> Boss </w:t>
+      </w:r>
+      <w:r>
+        <w:t>再打一遍。说不定真正属于你的赛道，从来不在远方。它就在你已经走了很久、只是差点因为太累而放弃的这条路上。而所谓</w:t>
+      </w:r>
+      <w:r>
+        <w:t>“</w:t>
+      </w:r>
+      <w:r>
+        <w:t>长期主义</w:t>
+      </w:r>
+      <w:r>
+        <w:t>”</w:t>
+      </w:r>
+      <w:r>
+        <w:t>，后来我给它想了一个特别土的解释：</w:t>
+      </w:r>
+      <w:r>
+        <w:rPr>
+          <w:b/>
+          <w:bCs/>
+        </w:rPr>
+        <w:t>不是一辈子只做一件事。</w:t>
+      </w:r>
+      <w:r>
+        <w:t>而是在确认一件事情值得做以后，别因为暂时没得到掌声，就轻易离场。风口属于时代。赛道属于行业。但最后真正能够带走的东西</w:t>
+      </w:r>
+      <w:r>
+        <w:t>——</w:t>
+      </w:r>
+      <w:r>
+        <w:t>是你自己。</w:t>
+      </w:r>
+    </w:p>
+    <w:p>
+      <w:pPr>
+        <w:ind w:firstLine="600"/>
+      </w:pPr>
+      <w:r>
+        <w:t>车可以换，城市可以换，公司可以换，行业甚至也可以换。可那些你真正解决过的问题、吃过的亏、练出来的本事，会一直装在你身上。这些东西，才是一个普通人真正意义上的</w:t>
+      </w:r>
+      <w:r>
+        <w:t>“</w:t>
+      </w:r>
+      <w:r>
+        <w:t>不动产</w:t>
+      </w:r>
+      <w:r>
+        <w:t>”</w:t>
+      </w:r>
+      <w:r>
+        <w:t>。</w:t>
+      </w:r>
+    </w:p>
+    <w:p>
+      <w:pPr>
+        <w:ind w:firstLine="600"/>
+      </w:pPr>
+      <w:r>
+        <w:t>想到这里，我突然觉得</w:t>
+      </w:r>
+      <w:r>
+        <w:t>——</w:t>
+      </w:r>
+      <w:r>
+        <w:t>那天我遇到的好像还真是个</w:t>
+      </w:r>
+      <w:r>
+        <w:t>“</w:t>
+      </w:r>
+      <w:r>
+        <w:t>地产大亨</w:t>
+      </w:r>
+      <w:r>
+        <w:t>”</w:t>
+      </w:r>
+      <w:r>
+        <w:t>。</w:t>
+      </w:r>
+      <w:r>
+        <w:rPr>
+          <w:rFonts w:hint="eastAsia"/>
+        </w:rPr>
+        <w:t>到这里如果你是青少年你可以试试这些路线</w:t>
+      </w:r>
+    </w:p>
+    <w:p>
+      <w:pPr>
+        <w:ind w:firstLine="600"/>
+      </w:pPr>
+      <w:r>
+        <w:rPr>
+          <w:rFonts w:hint="eastAsia"/>
+        </w:rPr>
+        <w:t>再</w:t>
+      </w:r>
+      <w:r>
+        <w:rPr>
+          <w:rFonts w:hint="eastAsia"/>
+        </w:rPr>
+        <w:t>0~10</w:t>
+      </w:r>
+      <w:r>
+        <w:rPr>
+          <w:rFonts w:hint="eastAsia"/>
+        </w:rPr>
+        <w:t>岁的时候你要做个遵纪守法的好孩子，</w:t>
+      </w:r>
+      <w:r>
+        <w:rPr>
+          <w:rFonts w:hint="eastAsia"/>
+        </w:rPr>
+        <w:t>做个性格温顺的男孩子。</w:t>
+      </w:r>
+      <w:r>
+        <w:rPr>
+          <w:rFonts w:hint="eastAsia"/>
+        </w:rPr>
+        <w:t>了解法律风险这叫了解规则再上路；</w:t>
+      </w:r>
+    </w:p>
+    <w:p>
+      <w:pPr>
+        <w:ind w:firstLine="600"/>
+      </w:pPr>
+      <w:r>
+        <w:rPr>
+          <w:rFonts w:hint="eastAsia"/>
+        </w:rPr>
+        <w:t>接着在</w:t>
+      </w:r>
+      <w:r>
+        <w:rPr>
+          <w:rFonts w:hint="eastAsia"/>
+        </w:rPr>
+        <w:t>10~20</w:t>
+      </w:r>
+      <w:r>
+        <w:rPr>
+          <w:rFonts w:hint="eastAsia"/>
+        </w:rPr>
+        <w:t>岁你的身体逐渐发育起来也可以试试不同的赛道。比如在暑期兼职各个行业服务员是一个很不错的选择。因为你不仅在客人走了之后可以偷吃他们没吃完的食物（我真的这么干过）</w:t>
+      </w:r>
+      <w:r>
+        <w:rPr>
+          <w:rFonts w:hint="eastAsia"/>
+        </w:rPr>
+        <w:t>，而且能接触各个行业的人。例如小吃街</w:t>
+      </w:r>
+      <w:r>
+        <w:rPr>
+          <w:rFonts w:hint="eastAsia"/>
+        </w:rPr>
+        <w:t>坐的都是一些散客他们会吐槽身边的同事，酒店一般是一些老板你能学习到行业大概的发展动向；多和身边的小女孩多接触接触，勇敢一点这个时候女孩子很好下手的。但是不要欺负人家。以他为目标拿出坚定的成绩</w:t>
+      </w:r>
+    </w:p>
+    <w:p>
+      <w:pPr>
+        <w:ind w:firstLine="600"/>
+      </w:pPr>
+      <w:r>
+        <w:rPr>
+          <w:rFonts w:hint="eastAsia"/>
+        </w:rPr>
+        <w:t>最后，关注中央下发的五年规划哪里蕴藏着财富密码要是决定尝试可以去</w:t>
+      </w:r>
+      <w:r>
+        <w:rPr>
+          <w:rFonts w:hint="eastAsia"/>
+        </w:rPr>
+        <w:t>BiliBili</w:t>
+      </w:r>
+      <w:r>
+        <w:rPr>
+          <w:rFonts w:hint="eastAsia"/>
+        </w:rPr>
+        <w:t>上搜索相应的资源这是一个很不错的选择。这也关乎到你的专业的选择</w:t>
+      </w:r>
+    </w:p>
+    <w:p>
+      <w:pPr>
+        <w:ind w:firstLine="600"/>
+        <w:rPr>
+          <w:rFonts w:hint="eastAsia"/>
+        </w:rPr>
+      </w:pPr>
+      <w:r>
+        <w:rPr>
+          <w:rFonts w:hint="eastAsia"/>
+        </w:rPr>
+        <w:t>接着</w:t>
+      </w:r>
+      <w:r>
+        <w:rPr>
+          <w:rFonts w:hint="eastAsia"/>
+        </w:rPr>
+        <w:t>20</w:t>
+      </w:r>
+      <w:r>
+        <w:rPr>
+          <w:rFonts w:hint="eastAsia"/>
+        </w:rPr>
+        <w:t>岁到</w:t>
+      </w:r>
+      <w:r>
+        <w:rPr>
+          <w:rFonts w:hint="eastAsia"/>
+        </w:rPr>
+        <w:t>30</w:t>
+      </w:r>
+      <w:r>
+        <w:rPr>
+          <w:rFonts w:hint="eastAsia"/>
+        </w:rPr>
+        <w:t>岁这段时间你通过上个阶段积攒的经验，也有了大概的规划。知道自己喜欢什么不喜欢什么。大概就是在这个时候不要再换赛道了。在大学可以系统性的学习这个专业的必要技能等到毕业了你可以完全知道自己喜欢什么不喜欢什么。</w:t>
+      </w:r>
+      <w:r>
+        <w:rPr>
+          <w:rFonts w:hint="eastAsia"/>
+        </w:rPr>
+        <w:t>那么这个时候除了兼顾事业以外可以再兼顾自己的爱情了。女孩子其实更喜欢有事业心的男孩子这个。具体</w:t>
+      </w:r>
+      <w:r>
+        <w:rPr>
+          <w:rFonts w:hint="eastAsia"/>
+        </w:rPr>
+        <w:t>到了</w:t>
+      </w:r>
+      <w:r>
+        <w:rPr>
+          <w:rFonts w:hint="eastAsia"/>
+        </w:rPr>
+        <w:t>25~30</w:t>
+      </w:r>
+      <w:r>
+        <w:rPr>
+          <w:rFonts w:hint="eastAsia"/>
+        </w:rPr>
+        <w:t>岁这段时间是积攒人生阅历的这段时间这个时候啥都不要想就一句：“干就完了！”</w:t>
+      </w:r>
+    </w:p>
+    <w:p>
+      <w:pPr>
+        <w:ind w:firstLineChars="0" w:firstLine="0"/>
+        <w:rPr>
+          <w:rFonts w:hint="eastAsia"/>
+        </w:rPr>
+      </w:pPr>
+      <w:r>
+        <w:br/>
       </w:r>
     </w:p>
     <w:p>
@@ -28843,6 +30123,12 @@
   </w:num>
   <w:num w:numId="16" w16cid:durableId="1843816024">
     <w:abstractNumId w:val="2"/>
+  </w:num>
+  <w:num w:numId="17" w16cid:durableId="798885750">
+    <w:abstractNumId w:val="2"/>
+    <w:lvlOverride w:ilvl="0">
+      <w:startOverride w:val="1"/>
+    </w:lvlOverride>
   </w:num>
 </w:numbering>
 </file>
@@ -29201,7 +30487,7 @@
         <w:numId w:val="2"/>
       </w:numPr>
       <w:spacing w:before="260" w:after="260" w:line="413" w:lineRule="auto"/>
-      <w:ind w:firstLineChars="0"/>
+      <w:ind w:firstLineChars="0" w:firstLine="0"/>
       <w:jc w:val="left"/>
       <w:outlineLvl w:val="1"/>
     </w:pPr>
@@ -29412,6 +30698,15 @@
       <w:b/>
       <w:kern w:val="44"/>
       <w:sz w:val="44"/>
+    </w:rPr>
+  </w:style>
+  <w:style w:type="character" w:styleId="a6">
+    <w:name w:val="FollowedHyperlink"/>
+    <w:basedOn w:val="a0"/>
+    <w:rsid w:val="000F6F83"/>
+    <w:rPr>
+      <w:color w:val="7E1FAD" w:themeColor="followedHyperlink"/>
+      <w:u w:val="single"/>
     </w:rPr>
   </w:style>
 </w:styles>
